--- a/briefings/线口监测午报-2026-10-17.docx
+++ b/briefings/线口监测午报-2026-10-17.docx
@@ -22,7 +22,7 @@
           <w:color w:val="888888"/>
           <w:sz w:val="18"/>
         </w:rPr>
-        <w:t>监测窗口:近48小时 | 生成时间:2026-10-17 12:33</w:t>
+        <w:t>监测窗口:近48小时 | 生成时间:2026-10-17 13:37</w:t>
       </w:r>
     </w:p>
     <w:p>
@@ -1378,6 +1378,57 @@
     </w:p>
     <w:p>
       <w:pPr>
+        <w:pStyle w:val="Heading3"/>
+      </w:pPr>
+      <w:r>
+        <w:rPr>
+          <w:rFonts w:ascii="Times New Roman" w:hAnsi="Times New Roman" w:eastAsia="黑体"/>
+          <w:b w:val="0"/>
+          <w:color w:val="888888"/>
+          <w:sz w:val="24"/>
+        </w:rPr>
+        <w:t>【C级·参考】</w:t>
+      </w:r>
+      <w:r>
+        <w:rPr>
+          <w:rFonts w:ascii="Times New Roman" w:hAnsi="Times New Roman" w:eastAsia="黑体"/>
+          <w:b w:val="0"/>
+          <w:color w:val="888888"/>
+          <w:sz w:val="24"/>
+        </w:rPr>
+        <w:t>全球首家 AI 眼镜无人自助体验店登陆中国香港，乐奇 Rokid 打造</w:t>
+      </w:r>
+    </w:p>
+    <w:p>
+      <w:r>
+        <w:rPr>
+          <w:rFonts w:ascii="Times New Roman" w:hAnsi="Times New Roman" w:eastAsia="宋体"/>
+          <w:color w:val="888888"/>
+          <w:sz w:val="18"/>
+        </w:rPr>
+        <w:t>来源:Bing新闻 | 时间:10-15 16:38</w:t>
+      </w:r>
+    </w:p>
+    <w:p>
+      <w:r>
+        <w:rPr>
+          <w:rFonts w:ascii="Times New Roman" w:hAnsi="Times New Roman" w:eastAsia="宋体"/>
+          <w:sz w:val="18"/>
+        </w:rPr>
+        <w:t>链接:</w:t>
+      </w:r>
+      <w:hyperlink r:id="rId35">
+        <w:r>
+          <w:rPr>
+            <w:color w:val="0563C1"/>
+            <w:u w:val="single"/>
+          </w:rPr>
+          <w:t>全球首家 AI 眼镜无人自助体验店登陆中国香港，乐奇 Rokid 打造</w:t>
+        </w:r>
+      </w:hyperlink>
+    </w:p>
+    <w:p>
+      <w:pPr>
         <w:pStyle w:val="Heading2"/>
       </w:pPr>
       <w:r>
@@ -1480,64 +1531,13 @@
         </w:rPr>
         <w:t>链接:</w:t>
       </w:r>
-      <w:hyperlink r:id="rId35">
+      <w:hyperlink r:id="rId36">
         <w:r>
           <w:rPr>
             <w:color w:val="0563C1"/>
             <w:u w:val="single"/>
           </w:rPr>
           <w:t>微软发布 Win11 26H1 28120.3272 预览版：新增光标指示器，修复音频组件致部分游戏 / 应用崩溃问题</w:t>
-        </w:r>
-      </w:hyperlink>
-    </w:p>
-    <w:p>
-      <w:pPr>
-        <w:pStyle w:val="Heading3"/>
-      </w:pPr>
-      <w:r>
-        <w:rPr>
-          <w:rFonts w:ascii="Times New Roman" w:hAnsi="Times New Roman" w:eastAsia="黑体"/>
-          <w:b w:val="0"/>
-          <w:color w:val="888888"/>
-          <w:sz w:val="24"/>
-        </w:rPr>
-        <w:t>【C级·参考】</w:t>
-      </w:r>
-      <w:r>
-        <w:rPr>
-          <w:rFonts w:ascii="Times New Roman" w:hAnsi="Times New Roman" w:eastAsia="黑体"/>
-          <w:b w:val="0"/>
-          <w:color w:val="888888"/>
-          <w:sz w:val="24"/>
-        </w:rPr>
-        <w:t>维信诺官宣与荣耀全球首发 2K 185Hz 电竞屏，WIN2 系列手机全系搭载</w:t>
-      </w:r>
-    </w:p>
-    <w:p>
-      <w:r>
-        <w:rPr>
-          <w:rFonts w:ascii="Times New Roman" w:hAnsi="Times New Roman" w:eastAsia="宋体"/>
-          <w:color w:val="888888"/>
-          <w:sz w:val="18"/>
-        </w:rPr>
-        <w:t>来源:IT之家 | 时间:10-17 07:20</w:t>
-      </w:r>
-    </w:p>
-    <w:p>
-      <w:r>
-        <w:rPr>
-          <w:rFonts w:ascii="Times New Roman" w:hAnsi="Times New Roman" w:eastAsia="宋体"/>
-          <w:sz w:val="18"/>
-        </w:rPr>
-        <w:t>链接:</w:t>
-      </w:r>
-      <w:hyperlink r:id="rId36">
-        <w:r>
-          <w:rPr>
-            <w:color w:val="0563C1"/>
-            <w:u w:val="single"/>
-          </w:rPr>
-          <w:t>维信诺官宣与荣耀全球首发 2K 185Hz 电竞屏，WIN2 系列手机全系搭载</w:t>
         </w:r>
       </w:hyperlink>
     </w:p>

--- a/briefings/线口监测午报-2026-10-17.docx
+++ b/briefings/线口监测午报-2026-10-17.docx
@@ -22,7 +22,7 @@
           <w:color w:val="888888"/>
           <w:sz w:val="18"/>
         </w:rPr>
-        <w:t>监测窗口:近48小时 | 生成时间:2026-10-17 13:37</w:t>
+        <w:t>监测窗口:近48小时 | 生成时间:2026-10-17 19:32</w:t>
       </w:r>
     </w:p>
     <w:p>
@@ -70,7 +70,7 @@
           <w:color w:val="888888"/>
           <w:sz w:val="24"/>
         </w:rPr>
-        <w:t>谷歌 DeepMind 哈萨比斯预警：若不对 AI 采取安全措施，未来恐发生严重事故</w:t>
+        <w:t>科大讯飞 AI 词典笔 X9 上架：内置 85 本词典、支持小初高 9 科知识查询，744 元</w:t>
       </w:r>
     </w:p>
     <w:p>
@@ -80,7 +80,7 @@
           <w:color w:val="888888"/>
           <w:sz w:val="18"/>
         </w:rPr>
-        <w:t>来源:IT之家 | 时间:10-17 12:19</w:t>
+        <w:t>来源:IT之家 | 时间:10-17 19:29</w:t>
       </w:r>
     </w:p>
     <w:p>
@@ -97,7 +97,7 @@
             <w:color w:val="0563C1"/>
             <w:u w:val="single"/>
           </w:rPr>
-          <w:t>谷歌 DeepMind 哈萨比斯预警：若不对 AI 采取安全措施，未来恐发生严重事故</w:t>
+          <w:t>科大讯飞 AI 词典笔 X9 上架：内置 85 本词典、支持小初高 9 科知识查询，744 元</w:t>
         </w:r>
       </w:hyperlink>
     </w:p>
@@ -121,7 +121,7 @@
           <w:color w:val="888888"/>
           <w:sz w:val="24"/>
         </w:rPr>
-        <w:t>为避免银行存款大量流失，花旗、美银出手限制智能体访问客户账户</w:t>
+        <w:t>开发者将破解后的索尼 PS5 当作本地 AI 服务器：利用 GPU 加速运行 27B 参数 Qwen3.8-27B 模型，速度达 20.9 token/s</w:t>
       </w:r>
     </w:p>
     <w:p>
@@ -131,7 +131,7 @@
           <w:color w:val="888888"/>
           <w:sz w:val="18"/>
         </w:rPr>
-        <w:t>来源:IT之家 | 时间:10-17 11:32</w:t>
+        <w:t>来源:IT之家 | 时间:10-17 18:45</w:t>
       </w:r>
     </w:p>
     <w:p>
@@ -148,7 +148,7 @@
             <w:color w:val="0563C1"/>
             <w:u w:val="single"/>
           </w:rPr>
-          <w:t>为避免银行存款大量流失，花旗、美银出手限制智能体访问客户账户</w:t>
+          <w:t>开发者将破解后的索尼 PS5 当作本地 AI 服务器：利用 GPU 加速运行 27B 参数 Qwen3.8-27B 模型，速度达 20.9 token/s</w:t>
         </w:r>
       </w:hyperlink>
     </w:p>
@@ -172,7 +172,7 @@
           <w:color w:val="888888"/>
           <w:sz w:val="24"/>
         </w:rPr>
-        <w:t>行业首个基于确定性网络的智能体互联平台 AXP 在南京发布：支持百万级智能体注册接入、十万级智能体同时运行</w:t>
+        <w:t>中国科学院院士鄂维南：未来民科是科研的主力，AI 时代每个有想法有能力的团队和个人都可以参与到科技创新中去</w:t>
       </w:r>
     </w:p>
     <w:p>
@@ -182,7 +182,7 @@
           <w:color w:val="888888"/>
           <w:sz w:val="18"/>
         </w:rPr>
-        <w:t>来源:IT之家 | 时间:10-17 11:30</w:t>
+        <w:t>来源:IT之家 | 时间:10-17 18:39</w:t>
       </w:r>
     </w:p>
     <w:p>
@@ -199,7 +199,7 @@
             <w:color w:val="0563C1"/>
             <w:u w:val="single"/>
           </w:rPr>
-          <w:t>行业首个基于确定性网络的智能体互联平台 AXP 在南京发布：支持百万级智能体注册接入、十万级智能体同时运行</w:t>
+          <w:t>中国科学院院士鄂维南：未来民科是科研的主力，AI 时代每个有想法有能力的团队和个人都可以参与到科技创新中去</w:t>
         </w:r>
       </w:hyperlink>
     </w:p>
@@ -223,7 +223,7 @@
           <w:color w:val="888888"/>
           <w:sz w:val="24"/>
         </w:rPr>
-        <w:t>微软发布法律版 Copilot：律师的 AI 新同事，整合审查合同等超 20 项技能</w:t>
+        <w:t>OpenAI 纳维-斯托克斯方程证明方法被指与官方叙事不符：学界验证尚需数年，智能体贡献同样成谜</w:t>
       </w:r>
     </w:p>
     <w:p>
@@ -233,7 +233,7 @@
           <w:color w:val="888888"/>
           <w:sz w:val="18"/>
         </w:rPr>
-        <w:t>来源:IT之家 | 时间:10-17 10:55</w:t>
+        <w:t>来源:IT之家 | 时间:10-17 18:31</w:t>
       </w:r>
     </w:p>
     <w:p>
@@ -250,7 +250,7 @@
             <w:color w:val="0563C1"/>
             <w:u w:val="single"/>
           </w:rPr>
-          <w:t>微软发布法律版 Copilot：律师的 AI 新同事，整合审查合同等超 20 项技能</w:t>
+          <w:t>OpenAI 纳维-斯托克斯方程证明方法被指与官方叙事不符：学界验证尚需数年，智能体贡献同样成谜</w:t>
         </w:r>
       </w:hyperlink>
     </w:p>
@@ -274,7 +274,7 @@
           <w:color w:val="888888"/>
           <w:sz w:val="24"/>
         </w:rPr>
-        <w:t>“台积电的获利能力没有上限”，魏哲家称 AI 需求持续升温、供需缺口仍大</w:t>
+        <w:t>DeepSeek V4.1 Flash-1017 新版本发布：性能提升、耗时缩短，许愿式编程一键成真</w:t>
       </w:r>
     </w:p>
     <w:p>
@@ -284,7 +284,7 @@
           <w:color w:val="888888"/>
           <w:sz w:val="18"/>
         </w:rPr>
-        <w:t>来源:IT之家 | 时间:10-17 10:42</w:t>
+        <w:t>来源:IT之家 | 时间:10-17 16:17</w:t>
       </w:r>
     </w:p>
     <w:p>
@@ -301,7 +301,7 @@
             <w:color w:val="0563C1"/>
             <w:u w:val="single"/>
           </w:rPr>
-          <w:t>“台积电的获利能力没有上限”，魏哲家称 AI 需求持续升温、供需缺口仍大</w:t>
+          <w:t>DeepSeek V4.1 Flash-1017 新版本发布：性能提升、耗时缩短，许愿式编程一键成真</w:t>
         </w:r>
       </w:hyperlink>
     </w:p>
@@ -325,7 +325,7 @@
           <w:color w:val="888888"/>
           <w:sz w:val="24"/>
         </w:rPr>
-        <w:t>JetBrains 的本地 AI 编程工具 Junie Local 已 Day 0 适配英伟达 RTX Spark：吞吐最高每秒 55 个词元</w:t>
+        <w:t>制造商 Elevation Lab 宣布下架苹果 AirTag 消音工具，公开致歉承认“产品可能被用于秘密跟踪他人”</w:t>
       </w:r>
     </w:p>
     <w:p>
@@ -335,7 +335,7 @@
           <w:color w:val="888888"/>
           <w:sz w:val="18"/>
         </w:rPr>
-        <w:t>来源:IT之家 | 时间:10-17 10:25</w:t>
+        <w:t>来源:IT之家 | 时间:10-17 16:13</w:t>
       </w:r>
     </w:p>
     <w:p>
@@ -352,7 +352,7 @@
             <w:color w:val="0563C1"/>
             <w:u w:val="single"/>
           </w:rPr>
-          <w:t>JetBrains 的本地 AI 编程工具 Junie Local 已 Day 0 适配英伟达 RTX Spark：吞吐最高每秒 55 个词元</w:t>
+          <w:t>制造商 Elevation Lab 宣布下架苹果 AirTag 消音工具，公开致歉承认“产品可能被用于秘密跟踪他人”</w:t>
         </w:r>
       </w:hyperlink>
     </w:p>
@@ -376,7 +376,7 @@
           <w:color w:val="888888"/>
           <w:sz w:val="24"/>
         </w:rPr>
-        <w:t>消息称三星 SDI 最快 2027 年 6 月量产 AI 服务器备用 LFP 柱状电池</w:t>
+        <w:t>AI 撬动量子计算：Anthropic 称 Claude 设计的量子电路超越顶尖现有方案</w:t>
       </w:r>
     </w:p>
     <w:p>
@@ -386,7 +386,7 @@
           <w:color w:val="888888"/>
           <w:sz w:val="18"/>
         </w:rPr>
-        <w:t>来源:IT之家 | 时间:10-17 10:15</w:t>
+        <w:t>来源:IT之家 | 时间:10-17 15:42</w:t>
       </w:r>
     </w:p>
     <w:p>
@@ -403,7 +403,7 @@
             <w:color w:val="0563C1"/>
             <w:u w:val="single"/>
           </w:rPr>
-          <w:t>消息称三星 SDI 最快 2027 年 6 月量产 AI 服务器备用 LFP 柱状电池</w:t>
+          <w:t>AI 撬动量子计算：Anthropic 称 Claude 设计的量子电路超越顶尖现有方案</w:t>
         </w:r>
       </w:hyperlink>
     </w:p>
@@ -427,7 +427,7 @@
           <w:color w:val="888888"/>
           <w:sz w:val="24"/>
         </w:rPr>
-        <w:t>OpenAI 再挖马斯克墙角，聘请 xAI 前销售负责人承担网安业务销售工作</w:t>
+        <w:t>Anthropic 宣布 10 月 29 日从模型选项中移除 Claude Haiku 4.5</w:t>
       </w:r>
     </w:p>
     <w:p>
@@ -437,7 +437,7 @@
           <w:color w:val="888888"/>
           <w:sz w:val="18"/>
         </w:rPr>
-        <w:t>来源:IT之家 | 时间:10-17 10:15</w:t>
+        <w:t>来源:IT之家 | 时间:10-17 15:28</w:t>
       </w:r>
     </w:p>
     <w:p>
@@ -454,7 +454,7 @@
             <w:color w:val="0563C1"/>
             <w:u w:val="single"/>
           </w:rPr>
-          <w:t>OpenAI 再挖马斯克墙角，聘请 xAI 前销售负责人承担网安业务销售工作</w:t>
+          <w:t>Anthropic 宣布 10 月 29 日从模型选项中移除 Claude Haiku 4.5</w:t>
         </w:r>
       </w:hyperlink>
     </w:p>
@@ -478,7 +478,7 @@
           <w:color w:val="888888"/>
           <w:sz w:val="24"/>
         </w:rPr>
-        <w:t>谷歌升级安卓防诈骗：AI 读懂诈骗话术，每月拦截超 500 万条可疑电话 / 短信</w:t>
+        <w:t>OpenAI“窃听”案迎来新进展：当事沙特工程师寻求保释，否认潜逃意图</w:t>
       </w:r>
     </w:p>
     <w:p>
@@ -488,7 +488,7 @@
           <w:color w:val="888888"/>
           <w:sz w:val="18"/>
         </w:rPr>
-        <w:t>来源:IT之家 | 时间:10-17 10:01</w:t>
+        <w:t>来源:IT之家 | 时间:10-17 15:07</w:t>
       </w:r>
     </w:p>
     <w:p>
@@ -505,7 +505,7 @@
             <w:color w:val="0563C1"/>
             <w:u w:val="single"/>
           </w:rPr>
-          <w:t>谷歌升级安卓防诈骗：AI 读懂诈骗话术，每月拦截超 500 万条可疑电话 / 短信</w:t>
+          <w:t>OpenAI“窃听”案迎来新进展：当事沙特工程师寻求保释，否认潜逃意图</w:t>
         </w:r>
       </w:hyperlink>
     </w:p>
@@ -529,7 +529,7 @@
           <w:color w:val="888888"/>
           <w:sz w:val="24"/>
         </w:rPr>
-        <w:t>AI 数秒写完代码，初级程序员如何成长？微软推出 PRAISE 为程序员指明出路</w:t>
+        <w:t>华为AI眼镜与STARV实测：2026年智能眼镜和普通眼镜的区别，到底差在哪？</w:t>
       </w:r>
     </w:p>
     <w:p>
@@ -539,7 +539,7 @@
           <w:color w:val="888888"/>
           <w:sz w:val="18"/>
         </w:rPr>
-        <w:t>来源:IT之家 | 时间:10-17 09:29</w:t>
+        <w:t>来源:Bing新闻 | 时间:10-17 03:41</w:t>
       </w:r>
     </w:p>
     <w:p>
@@ -556,313 +556,7 @@
             <w:color w:val="0563C1"/>
             <w:u w:val="single"/>
           </w:rPr>
-          <w:t>AI 数秒写完代码，初级程序员如何成长？微软推出 PRAISE 为程序员指明出路</w:t>
-        </w:r>
-      </w:hyperlink>
-    </w:p>
-    <w:p>
-      <w:pPr>
-        <w:pStyle w:val="Heading3"/>
-      </w:pPr>
-      <w:r>
-        <w:rPr>
-          <w:rFonts w:ascii="Times New Roman" w:hAnsi="Times New Roman" w:eastAsia="黑体"/>
-          <w:b w:val="0"/>
-          <w:color w:val="888888"/>
-          <w:sz w:val="24"/>
-        </w:rPr>
-        <w:t>【C级·参考】</w:t>
-      </w:r>
-      <w:r>
-        <w:rPr>
-          <w:rFonts w:ascii="Times New Roman" w:hAnsi="Times New Roman" w:eastAsia="黑体"/>
-          <w:b w:val="0"/>
-          <w:color w:val="888888"/>
-          <w:sz w:val="24"/>
-        </w:rPr>
-        <w:t>英伟达 CEO 黄仁勋乐观回应近期 AI 概念股大跌：一切都会过去</w:t>
-      </w:r>
-    </w:p>
-    <w:p>
-      <w:r>
-        <w:rPr>
-          <w:rFonts w:ascii="Times New Roman" w:hAnsi="Times New Roman" w:eastAsia="宋体"/>
-          <w:color w:val="888888"/>
-          <w:sz w:val="18"/>
-        </w:rPr>
-        <w:t>来源:IT之家 | 时间:10-17 09:26</w:t>
-      </w:r>
-    </w:p>
-    <w:p>
-      <w:r>
-        <w:rPr>
-          <w:rFonts w:ascii="Times New Roman" w:hAnsi="Times New Roman" w:eastAsia="宋体"/>
-          <w:sz w:val="18"/>
-        </w:rPr>
-        <w:t>链接:</w:t>
-      </w:r>
-      <w:hyperlink r:id="rId19">
-        <w:r>
-          <w:rPr>
-            <w:color w:val="0563C1"/>
-            <w:u w:val="single"/>
-          </w:rPr>
-          <w:t>英伟达 CEO 黄仁勋乐观回应近期 AI 概念股大跌：一切都会过去</w:t>
-        </w:r>
-      </w:hyperlink>
-    </w:p>
-    <w:p>
-      <w:pPr>
-        <w:pStyle w:val="Heading3"/>
-      </w:pPr>
-      <w:r>
-        <w:rPr>
-          <w:rFonts w:ascii="Times New Roman" w:hAnsi="Times New Roman" w:eastAsia="黑体"/>
-          <w:b w:val="0"/>
-          <w:color w:val="888888"/>
-          <w:sz w:val="24"/>
-        </w:rPr>
-        <w:t>【C级·参考】</w:t>
-      </w:r>
-      <w:r>
-        <w:rPr>
-          <w:rFonts w:ascii="Times New Roman" w:hAnsi="Times New Roman" w:eastAsia="黑体"/>
-          <w:b w:val="0"/>
-          <w:color w:val="888888"/>
-          <w:sz w:val="24"/>
-        </w:rPr>
-        <w:t>微软造出“AI 学生”：替真人试课，模拟学生优化 AI 导师</w:t>
-      </w:r>
-    </w:p>
-    <w:p>
-      <w:r>
-        <w:rPr>
-          <w:rFonts w:ascii="Times New Roman" w:hAnsi="Times New Roman" w:eastAsia="宋体"/>
-          <w:color w:val="888888"/>
-          <w:sz w:val="18"/>
-        </w:rPr>
-        <w:t>来源:IT之家 | 时间:10-17 09:19</w:t>
-      </w:r>
-    </w:p>
-    <w:p>
-      <w:r>
-        <w:rPr>
-          <w:rFonts w:ascii="Times New Roman" w:hAnsi="Times New Roman" w:eastAsia="宋体"/>
-          <w:sz w:val="18"/>
-        </w:rPr>
-        <w:t>链接:</w:t>
-      </w:r>
-      <w:hyperlink r:id="rId20">
-        <w:r>
-          <w:rPr>
-            <w:color w:val="0563C1"/>
-            <w:u w:val="single"/>
-          </w:rPr>
-          <w:t>微软造出“AI 学生”：替真人试课，模拟学生优化 AI 导师</w:t>
-        </w:r>
-      </w:hyperlink>
-    </w:p>
-    <w:p>
-      <w:pPr>
-        <w:pStyle w:val="Heading3"/>
-      </w:pPr>
-      <w:r>
-        <w:rPr>
-          <w:rFonts w:ascii="Times New Roman" w:hAnsi="Times New Roman" w:eastAsia="黑体"/>
-          <w:b w:val="0"/>
-          <w:color w:val="888888"/>
-          <w:sz w:val="24"/>
-        </w:rPr>
-        <w:t>【C级·参考】</w:t>
-      </w:r>
-      <w:r>
-        <w:rPr>
-          <w:rFonts w:ascii="Times New Roman" w:hAnsi="Times New Roman" w:eastAsia="黑体"/>
-          <w:b w:val="0"/>
-          <w:color w:val="888888"/>
-          <w:sz w:val="24"/>
-        </w:rPr>
-        <w:t>223 道题、2651 条标准：阿里 Qwen 开源 BlenderWorld，给 AI 出了一套 3D 建模大考</w:t>
-      </w:r>
-    </w:p>
-    <w:p>
-      <w:r>
-        <w:rPr>
-          <w:rFonts w:ascii="Times New Roman" w:hAnsi="Times New Roman" w:eastAsia="宋体"/>
-          <w:color w:val="888888"/>
-          <w:sz w:val="18"/>
-        </w:rPr>
-        <w:t>来源:IT之家 | 时间:10-17 08:43</w:t>
-      </w:r>
-    </w:p>
-    <w:p>
-      <w:r>
-        <w:rPr>
-          <w:rFonts w:ascii="Times New Roman" w:hAnsi="Times New Roman" w:eastAsia="宋体"/>
-          <w:sz w:val="18"/>
-        </w:rPr>
-        <w:t>链接:</w:t>
-      </w:r>
-      <w:hyperlink r:id="rId21">
-        <w:r>
-          <w:rPr>
-            <w:color w:val="0563C1"/>
-            <w:u w:val="single"/>
-          </w:rPr>
-          <w:t>223 道题、2651 条标准：阿里 Qwen 开源 BlenderWorld，给 AI 出了一套 3D 建模大考</w:t>
-        </w:r>
-      </w:hyperlink>
-    </w:p>
-    <w:p>
-      <w:pPr>
-        <w:pStyle w:val="Heading3"/>
-      </w:pPr>
-      <w:r>
-        <w:rPr>
-          <w:rFonts w:ascii="Times New Roman" w:hAnsi="Times New Roman" w:eastAsia="黑体"/>
-          <w:b w:val="0"/>
-          <w:color w:val="888888"/>
-          <w:sz w:val="24"/>
-        </w:rPr>
-        <w:t>【C级·参考】</w:t>
-      </w:r>
-      <w:r>
-        <w:rPr>
-          <w:rFonts w:ascii="Times New Roman" w:hAnsi="Times New Roman" w:eastAsia="黑体"/>
-          <w:b w:val="0"/>
-          <w:color w:val="888888"/>
-          <w:sz w:val="24"/>
-        </w:rPr>
-        <w:t>OpenAI 升级适用于谷歌 Chrome 浏览器的 ChatGPT 扩展：能直接读取你的标签页</w:t>
-      </w:r>
-    </w:p>
-    <w:p>
-      <w:r>
-        <w:rPr>
-          <w:rFonts w:ascii="Times New Roman" w:hAnsi="Times New Roman" w:eastAsia="宋体"/>
-          <w:color w:val="888888"/>
-          <w:sz w:val="18"/>
-        </w:rPr>
-        <w:t>来源:IT之家 | 时间:10-17 08:25</w:t>
-      </w:r>
-    </w:p>
-    <w:p>
-      <w:r>
-        <w:rPr>
-          <w:rFonts w:ascii="Times New Roman" w:hAnsi="Times New Roman" w:eastAsia="宋体"/>
-          <w:sz w:val="18"/>
-        </w:rPr>
-        <w:t>链接:</w:t>
-      </w:r>
-      <w:hyperlink r:id="rId22">
-        <w:r>
-          <w:rPr>
-            <w:color w:val="0563C1"/>
-            <w:u w:val="single"/>
-          </w:rPr>
-          <w:t>OpenAI 升级适用于谷歌 Chrome 浏览器的 ChatGPT 扩展：能直接读取你的标签页</w:t>
-        </w:r>
-      </w:hyperlink>
-    </w:p>
-    <w:p>
-      <w:pPr>
-        <w:pStyle w:val="Heading3"/>
-      </w:pPr>
-      <w:r>
-        <w:rPr>
-          <w:rFonts w:ascii="Times New Roman" w:hAnsi="Times New Roman" w:eastAsia="黑体"/>
-          <w:b w:val="0"/>
-          <w:color w:val="888888"/>
-          <w:sz w:val="24"/>
-        </w:rPr>
-        <w:t>【C级·参考】</w:t>
-      </w:r>
-      <w:r>
-        <w:rPr>
-          <w:rFonts w:ascii="Times New Roman" w:hAnsi="Times New Roman" w:eastAsia="黑体"/>
-          <w:b w:val="0"/>
-          <w:color w:val="888888"/>
-          <w:sz w:val="24"/>
-        </w:rPr>
-        <w:t>苹果 App Store 新规落地，AI 深度伪造迎来最严审核</w:t>
-      </w:r>
-    </w:p>
-    <w:p>
-      <w:r>
-        <w:rPr>
-          <w:rFonts w:ascii="Times New Roman" w:hAnsi="Times New Roman" w:eastAsia="宋体"/>
-          <w:color w:val="888888"/>
-          <w:sz w:val="18"/>
-        </w:rPr>
-        <w:t>来源:IT之家 | 时间:10-17 07:55</w:t>
-      </w:r>
-    </w:p>
-    <w:p>
-      <w:r>
-        <w:rPr>
-          <w:rFonts w:ascii="Times New Roman" w:hAnsi="Times New Roman" w:eastAsia="宋体"/>
-          <w:sz w:val="18"/>
-        </w:rPr>
-        <w:t>链接:</w:t>
-      </w:r>
-      <w:hyperlink r:id="rId23">
-        <w:r>
-          <w:rPr>
-            <w:color w:val="0563C1"/>
-            <w:u w:val="single"/>
-          </w:rPr>
-          <w:t>苹果 App Store 新规落地，AI 深度伪造迎来最严审核</w:t>
-        </w:r>
-      </w:hyperlink>
-    </w:p>
-    <w:p>
-      <w:pPr>
-        <w:pStyle w:val="Heading3"/>
-      </w:pPr>
-      <w:r>
-        <w:rPr>
-          <w:rFonts w:ascii="Times New Roman" w:hAnsi="Times New Roman" w:eastAsia="黑体"/>
-          <w:b w:val="0"/>
-          <w:color w:val="888888"/>
-          <w:sz w:val="24"/>
-        </w:rPr>
-        <w:t>【C级·参考】</w:t>
-      </w:r>
-      <w:r>
-        <w:rPr>
-          <w:rFonts w:ascii="Times New Roman" w:hAnsi="Times New Roman" w:eastAsia="黑体"/>
-          <w:b w:val="0"/>
-          <w:color w:val="888888"/>
-          <w:sz w:val="24"/>
-        </w:rPr>
-        <w:t>Anthropic 内部调查：大多数员工相信到 2030 年 AI 能完成至少八成工作</w:t>
-      </w:r>
-    </w:p>
-    <w:p>
-      <w:r>
-        <w:rPr>
-          <w:rFonts w:ascii="Times New Roman" w:hAnsi="Times New Roman" w:eastAsia="宋体"/>
-          <w:color w:val="888888"/>
-          <w:sz w:val="18"/>
-        </w:rPr>
-        <w:t>来源:IT之家 | 时间:10-17 07:45</w:t>
-      </w:r>
-    </w:p>
-    <w:p>
-      <w:r>
-        <w:rPr>
-          <w:rFonts w:ascii="Times New Roman" w:hAnsi="Times New Roman" w:eastAsia="宋体"/>
-          <w:sz w:val="18"/>
-        </w:rPr>
-        <w:t>链接:</w:t>
-      </w:r>
-      <w:hyperlink r:id="rId24">
-        <w:r>
-          <w:rPr>
-            <w:color w:val="0563C1"/>
-            <w:u w:val="single"/>
-          </w:rPr>
-          <w:t>Anthropic 内部调查：大多数员工相信到 2030 年 AI 能完成至少八成工作</w:t>
+          <w:t>华为AI眼镜与STARV实测：2026年智能眼镜和普通眼镜的区别，到底差在哪？</w:t>
         </w:r>
       </w:hyperlink>
     </w:p>
@@ -907,7 +601,7 @@
         </w:rPr>
         <w:t>链接:</w:t>
       </w:r>
-      <w:hyperlink r:id="rId25">
+      <w:hyperlink r:id="rId19">
         <w:r>
           <w:rPr>
             <w:color w:val="0563C1"/>
@@ -958,7 +652,7 @@
         </w:rPr>
         <w:t>链接:</w:t>
       </w:r>
-      <w:hyperlink r:id="rId26">
+      <w:hyperlink r:id="rId20">
         <w:r>
           <w:rPr>
             <w:color w:val="0563C1"/>
@@ -1009,7 +703,7 @@
         </w:rPr>
         <w:t>链接:</w:t>
       </w:r>
-      <w:hyperlink r:id="rId27">
+      <w:hyperlink r:id="rId21">
         <w:r>
           <w:rPr>
             <w:color w:val="0563C1"/>
@@ -1060,64 +754,13 @@
         </w:rPr>
         <w:t>链接:</w:t>
       </w:r>
-      <w:hyperlink r:id="rId28">
+      <w:hyperlink r:id="rId22">
         <w:r>
           <w:rPr>
             <w:color w:val="0563C1"/>
             <w:u w:val="single"/>
           </w:rPr>
           <w:t>全球首家AI眼镜无人自助体验店登陆香港</w:t>
-        </w:r>
-      </w:hyperlink>
-    </w:p>
-    <w:p>
-      <w:pPr>
-        <w:pStyle w:val="Heading3"/>
-      </w:pPr>
-      <w:r>
-        <w:rPr>
-          <w:rFonts w:ascii="Times New Roman" w:hAnsi="Times New Roman" w:eastAsia="黑体"/>
-          <w:b w:val="0"/>
-          <w:color w:val="888888"/>
-          <w:sz w:val="24"/>
-        </w:rPr>
-        <w:t>【C级·参考】</w:t>
-      </w:r>
-      <w:r>
-        <w:rPr>
-          <w:rFonts w:ascii="Times New Roman" w:hAnsi="Times New Roman" w:eastAsia="黑体"/>
-          <w:b w:val="0"/>
-          <w:color w:val="888888"/>
-          <w:sz w:val="24"/>
-        </w:rPr>
-        <w:t>从“辅助工具”到“智能终端”：AI眼镜正在经历怎样的技术蜕变？ ｜#科普知识# #信息技术# #AI智能眼镜#</w:t>
-      </w:r>
-    </w:p>
-    <w:p>
-      <w:r>
-        <w:rPr>
-          <w:rFonts w:ascii="Times New Roman" w:hAnsi="Times New Roman" w:eastAsia="宋体"/>
-          <w:color w:val="888888"/>
-          <w:sz w:val="18"/>
-        </w:rPr>
-        <w:t>来源:Bing新闻 | 时间:10-16 20:00</w:t>
-      </w:r>
-    </w:p>
-    <w:p>
-      <w:r>
-        <w:rPr>
-          <w:rFonts w:ascii="Times New Roman" w:hAnsi="Times New Roman" w:eastAsia="宋体"/>
-          <w:sz w:val="18"/>
-        </w:rPr>
-        <w:t>链接:</w:t>
-      </w:r>
-      <w:hyperlink r:id="rId29">
-        <w:r>
-          <w:rPr>
-            <w:color w:val="0563C1"/>
-            <w:u w:val="single"/>
-          </w:rPr>
-          <w:t>从“辅助工具”到“智能终端”：AI眼镜正在经历怎样的技术蜕变？ ｜#科普知识# #信息技术# #AI智能眼镜#</w:t>
         </w:r>
       </w:hyperlink>
     </w:p>
@@ -1162,115 +805,13 @@
         </w:rPr>
         <w:t>链接:</w:t>
       </w:r>
-      <w:hyperlink r:id="rId30">
+      <w:hyperlink r:id="rId23">
         <w:r>
           <w:rPr>
             <w:color w:val="0563C1"/>
             <w:u w:val="single"/>
           </w:rPr>
           <w:t>乐奇、腾讯上线首个AI眼镜原生打车：无需动手 一句话就能打车</w:t>
-        </w:r>
-      </w:hyperlink>
-    </w:p>
-    <w:p>
-      <w:pPr>
-        <w:pStyle w:val="Heading3"/>
-      </w:pPr>
-      <w:r>
-        <w:rPr>
-          <w:rFonts w:ascii="Times New Roman" w:hAnsi="Times New Roman" w:eastAsia="黑体"/>
-          <w:b w:val="0"/>
-          <w:color w:val="888888"/>
-          <w:sz w:val="24"/>
-        </w:rPr>
-        <w:t>【C级·参考】</w:t>
-      </w:r>
-      <w:r>
-        <w:rPr>
-          <w:rFonts w:ascii="Times New Roman" w:hAnsi="Times New Roman" w:eastAsia="黑体"/>
-          <w:b w:val="0"/>
-          <w:color w:val="888888"/>
-          <w:sz w:val="24"/>
-        </w:rPr>
-        <w:t>AI眼镜催化密集！13股获融资客抢筹</w:t>
-      </w:r>
-    </w:p>
-    <w:p>
-      <w:r>
-        <w:rPr>
-          <w:rFonts w:ascii="Times New Roman" w:hAnsi="Times New Roman" w:eastAsia="宋体"/>
-          <w:color w:val="888888"/>
-          <w:sz w:val="18"/>
-        </w:rPr>
-        <w:t>来源:Bing新闻 | 时间:10-16 12:24</w:t>
-      </w:r>
-    </w:p>
-    <w:p>
-      <w:r>
-        <w:rPr>
-          <w:rFonts w:ascii="Times New Roman" w:hAnsi="Times New Roman" w:eastAsia="宋体"/>
-          <w:sz w:val="18"/>
-        </w:rPr>
-        <w:t>链接:</w:t>
-      </w:r>
-      <w:hyperlink r:id="rId31">
-        <w:r>
-          <w:rPr>
-            <w:color w:val="0563C1"/>
-            <w:u w:val="single"/>
-          </w:rPr>
-          <w:t>AI眼镜催化密集！13股获融资客抢筹</w:t>
-        </w:r>
-      </w:hyperlink>
-    </w:p>
-    <w:p>
-      <w:pPr>
-        <w:pStyle w:val="Heading3"/>
-      </w:pPr>
-      <w:r>
-        <w:rPr>
-          <w:rFonts w:ascii="Times New Roman" w:hAnsi="Times New Roman" w:eastAsia="黑体"/>
-          <w:b w:val="0"/>
-          <w:color w:val="888888"/>
-          <w:sz w:val="24"/>
-        </w:rPr>
-        <w:t>【C级·参考】</w:t>
-      </w:r>
-      <w:r>
-        <w:rPr>
-          <w:rFonts w:ascii="Times New Roman" w:hAnsi="Times New Roman" w:eastAsia="黑体"/>
-          <w:b w:val="0"/>
-          <w:color w:val="888888"/>
-          <w:sz w:val="24"/>
-        </w:rPr>
-        <w:t>Epic CEO豪言“全公司AI加速到极致”：AI编程重造EGS商店，“性能锤爆Steam”</w:t>
-      </w:r>
-    </w:p>
-    <w:p>
-      <w:r>
-        <w:rPr>
-          <w:rFonts w:ascii="Times New Roman" w:hAnsi="Times New Roman" w:eastAsia="宋体"/>
-          <w:color w:val="888888"/>
-          <w:sz w:val="18"/>
-        </w:rPr>
-        <w:t>来源:GameLook | 时间:10-16 09:49</w:t>
-      </w:r>
-    </w:p>
-    <w:p>
-      <w:r>
-        <w:rPr>
-          <w:rFonts w:ascii="Times New Roman" w:hAnsi="Times New Roman" w:eastAsia="宋体"/>
-          <w:sz w:val="18"/>
-        </w:rPr>
-        <w:t>链接:</w:t>
-      </w:r>
-      <w:hyperlink r:id="rId32">
-        <w:r>
-          <w:rPr>
-            <w:color w:val="0563C1"/>
-            <w:u w:val="single"/>
-          </w:rPr>
-          <w:t>Epic CEO豪言“全公司AI加速到极致”：AI编程重造EGS商店，“性能锤爆Steam”</w:t>
         </w:r>
       </w:hyperlink>
     </w:p>
@@ -1304,7 +845,7 @@
           <w:color w:val="888888"/>
           <w:sz w:val="18"/>
         </w:rPr>
-        <w:t>来源:Bing新闻 | 时间:10-16 08:24</w:t>
+        <w:t>来源:Bing新闻 | 时间:10-16 16:23</w:t>
       </w:r>
     </w:p>
     <w:p>
@@ -1315,13 +856,139 @@
         </w:rPr>
         <w:t>链接:</w:t>
       </w:r>
-      <w:hyperlink r:id="rId33">
+      <w:hyperlink r:id="rId24">
         <w:r>
           <w:rPr>
             <w:color w:val="0563C1"/>
             <w:u w:val="single"/>
           </w:rPr>
           <w:t>从智能眼镜到个人AI智能体，可穿戴设备正在重塑个人计算</w:t>
+        </w:r>
+      </w:hyperlink>
+    </w:p>
+    <w:p>
+      <w:pPr>
+        <w:pStyle w:val="Heading2"/>
+      </w:pPr>
+      <w:r>
+        <w:rPr>
+          <w:rFonts w:ascii="Times New Roman" w:hAnsi="Times New Roman" w:eastAsia="黑体"/>
+          <w:sz w:val="28"/>
+        </w:rPr>
+        <w:t>机器人/AI硬件</w:t>
+      </w:r>
+    </w:p>
+    <w:p>
+      <w:pPr>
+        <w:pStyle w:val="Heading3"/>
+      </w:pPr>
+      <w:r>
+        <w:rPr>
+          <w:rFonts w:ascii="Times New Roman" w:hAnsi="Times New Roman" w:eastAsia="黑体"/>
+          <w:b w:val="0"/>
+          <w:color w:val="888888"/>
+          <w:sz w:val="24"/>
+        </w:rPr>
+        <w:t>【C级·参考】</w:t>
+      </w:r>
+      <w:r>
+        <w:rPr>
+          <w:rFonts w:ascii="Times New Roman" w:hAnsi="Times New Roman" w:eastAsia="黑体"/>
+          <w:b w:val="0"/>
+          <w:color w:val="888888"/>
+          <w:sz w:val="24"/>
+        </w:rPr>
+        <w:t>宇树科技展示中心在天津建成投用，集中陈列多款机器人产品</w:t>
+      </w:r>
+    </w:p>
+    <w:p>
+      <w:r>
+        <w:rPr>
+          <w:rFonts w:ascii="Times New Roman" w:hAnsi="Times New Roman" w:eastAsia="宋体"/>
+          <w:color w:val="888888"/>
+          <w:sz w:val="18"/>
+        </w:rPr>
+        <w:t>来源:IT之家 | 时间:10-17 19:21</w:t>
+      </w:r>
+    </w:p>
+    <w:p>
+      <w:r>
+        <w:rPr>
+          <w:rFonts w:ascii="Times New Roman" w:hAnsi="Times New Roman" w:eastAsia="宋体"/>
+          <w:sz w:val="18"/>
+        </w:rPr>
+        <w:t>链接:</w:t>
+      </w:r>
+      <w:hyperlink r:id="rId25">
+        <w:r>
+          <w:rPr>
+            <w:color w:val="0563C1"/>
+            <w:u w:val="single"/>
+          </w:rPr>
+          <w:t>宇树科技展示中心在天津建成投用，集中陈列多款机器人产品</w:t>
+        </w:r>
+      </w:hyperlink>
+    </w:p>
+    <w:p>
+      <w:pPr>
+        <w:pStyle w:val="Heading2"/>
+      </w:pPr>
+      <w:r>
+        <w:rPr>
+          <w:rFonts w:ascii="Times New Roman" w:hAnsi="Times New Roman" w:eastAsia="黑体"/>
+          <w:sz w:val="28"/>
+        </w:rPr>
+        <w:t>无人驾驶/低空/智慧出行</w:t>
+      </w:r>
+    </w:p>
+    <w:p>
+      <w:pPr>
+        <w:pStyle w:val="Heading3"/>
+      </w:pPr>
+      <w:r>
+        <w:rPr>
+          <w:rFonts w:ascii="Times New Roman" w:hAnsi="Times New Roman" w:eastAsia="黑体"/>
+          <w:b w:val="0"/>
+          <w:color w:val="888888"/>
+          <w:sz w:val="24"/>
+        </w:rPr>
+        <w:t>【C级·参考】</w:t>
+      </w:r>
+      <w:r>
+        <w:rPr>
+          <w:rFonts w:ascii="Times New Roman" w:hAnsi="Times New Roman" w:eastAsia="黑体"/>
+          <w:b w:val="0"/>
+          <w:color w:val="888888"/>
+          <w:sz w:val="24"/>
+        </w:rPr>
+        <w:t>联合征服巴黎“最难魔鬼环岛”：奇瑞 JAECOO 联合 Momenta 完成首个无接管凯旋门智驾挑战</w:t>
+      </w:r>
+    </w:p>
+    <w:p>
+      <w:r>
+        <w:rPr>
+          <w:rFonts w:ascii="Times New Roman" w:hAnsi="Times New Roman" w:eastAsia="宋体"/>
+          <w:color w:val="888888"/>
+          <w:sz w:val="18"/>
+        </w:rPr>
+        <w:t>来源:IT之家 | 时间:10-17 17:19</w:t>
+      </w:r>
+    </w:p>
+    <w:p>
+      <w:r>
+        <w:rPr>
+          <w:rFonts w:ascii="Times New Roman" w:hAnsi="Times New Roman" w:eastAsia="宋体"/>
+          <w:sz w:val="18"/>
+        </w:rPr>
+        <w:t>链接:</w:t>
+      </w:r>
+      <w:hyperlink r:id="rId26">
+        <w:r>
+          <w:rPr>
+            <w:color w:val="0563C1"/>
+            <w:u w:val="single"/>
+          </w:rPr>
+          <w:t>联合征服巴黎“最难魔鬼环岛”：奇瑞 JAECOO 联合 Momenta 完成首个无接管凯旋门智驾挑战</w:t>
         </w:r>
       </w:hyperlink>
     </w:p>
@@ -1345,7 +1012,7 @@
           <w:color w:val="888888"/>
           <w:sz w:val="24"/>
         </w:rPr>
-        <w:t>极米记得 AI 显示眼镜 MemoMind One 10 月 15 日预售开启：从一副好眼镜，到一副真正有用的专业AI 眼镜</w:t>
+        <w:t>无人网约车平台 Waymo 进入加拿大市场：首站落地多伦多、计划 2028 年向公众提供服务</w:t>
       </w:r>
     </w:p>
     <w:p>
@@ -1355,7 +1022,7 @@
           <w:color w:val="888888"/>
           <w:sz w:val="18"/>
         </w:rPr>
-        <w:t>来源:Bing新闻 | 时间:10-15 21:05</w:t>
+        <w:t>来源:IT之家 | 时间:10-17 15:39</w:t>
       </w:r>
     </w:p>
     <w:p>
@@ -1366,100 +1033,15 @@
         </w:rPr>
         <w:t>链接:</w:t>
       </w:r>
-      <w:hyperlink r:id="rId34">
+      <w:hyperlink r:id="rId27">
         <w:r>
           <w:rPr>
             <w:color w:val="0563C1"/>
             <w:u w:val="single"/>
           </w:rPr>
-          <w:t>极米记得 AI 显示眼镜 MemoMind One 10 月 15 日预售开启：从一副好眼镜，到一副真正有用的专业AI 眼镜</w:t>
+          <w:t>无人网约车平台 Waymo 进入加拿大市场：首站落地多伦多、计划 2028 年向公众提供服务</w:t>
         </w:r>
       </w:hyperlink>
-    </w:p>
-    <w:p>
-      <w:pPr>
-        <w:pStyle w:val="Heading3"/>
-      </w:pPr>
-      <w:r>
-        <w:rPr>
-          <w:rFonts w:ascii="Times New Roman" w:hAnsi="Times New Roman" w:eastAsia="黑体"/>
-          <w:b w:val="0"/>
-          <w:color w:val="888888"/>
-          <w:sz w:val="24"/>
-        </w:rPr>
-        <w:t>【C级·参考】</w:t>
-      </w:r>
-      <w:r>
-        <w:rPr>
-          <w:rFonts w:ascii="Times New Roman" w:hAnsi="Times New Roman" w:eastAsia="黑体"/>
-          <w:b w:val="0"/>
-          <w:color w:val="888888"/>
-          <w:sz w:val="24"/>
-        </w:rPr>
-        <w:t>全球首家 AI 眼镜无人自助体验店登陆中国香港，乐奇 Rokid 打造</w:t>
-      </w:r>
-    </w:p>
-    <w:p>
-      <w:r>
-        <w:rPr>
-          <w:rFonts w:ascii="Times New Roman" w:hAnsi="Times New Roman" w:eastAsia="宋体"/>
-          <w:color w:val="888888"/>
-          <w:sz w:val="18"/>
-        </w:rPr>
-        <w:t>来源:Bing新闻 | 时间:10-15 16:38</w:t>
-      </w:r>
-    </w:p>
-    <w:p>
-      <w:r>
-        <w:rPr>
-          <w:rFonts w:ascii="Times New Roman" w:hAnsi="Times New Roman" w:eastAsia="宋体"/>
-          <w:sz w:val="18"/>
-        </w:rPr>
-        <w:t>链接:</w:t>
-      </w:r>
-      <w:hyperlink r:id="rId35">
-        <w:r>
-          <w:rPr>
-            <w:color w:val="0563C1"/>
-            <w:u w:val="single"/>
-          </w:rPr>
-          <w:t>全球首家 AI 眼镜无人自助体验店登陆中国香港，乐奇 Rokid 打造</w:t>
-        </w:r>
-      </w:hyperlink>
-    </w:p>
-    <w:p>
-      <w:pPr>
-        <w:pStyle w:val="Heading2"/>
-      </w:pPr>
-      <w:r>
-        <w:rPr>
-          <w:rFonts w:ascii="Times New Roman" w:hAnsi="Times New Roman" w:eastAsia="黑体"/>
-          <w:sz w:val="28"/>
-        </w:rPr>
-        <w:t>机器人/AI硬件</w:t>
-      </w:r>
-    </w:p>
-    <w:p>
-      <w:r>
-        <w:t>本线口暂无重要更新</w:t>
-      </w:r>
-    </w:p>
-    <w:p>
-      <w:pPr>
-        <w:pStyle w:val="Heading2"/>
-      </w:pPr>
-      <w:r>
-        <w:rPr>
-          <w:rFonts w:ascii="Times New Roman" w:hAnsi="Times New Roman" w:eastAsia="黑体"/>
-          <w:sz w:val="28"/>
-        </w:rPr>
-        <w:t>无人驾驶/低空/智慧出行</w:t>
-      </w:r>
-    </w:p>
-    <w:p>
-      <w:r>
-        <w:t>本线口暂无重要更新</w:t>
-      </w:r>
     </w:p>
     <w:p>
       <w:pPr>
@@ -1510,7 +1092,7 @@
           <w:color w:val="888888"/>
           <w:sz w:val="24"/>
         </w:rPr>
-        <w:t>微软发布 Win11 26H1 28120.3272 预览版：新增光标指示器，修复音频组件致部分游戏 / 应用崩溃问题</w:t>
+        <w:t>买一得二：京东 PLUS + 网易云音乐联合会员年卡 118 元限时发车</w:t>
       </w:r>
     </w:p>
     <w:p>
@@ -1520,7 +1102,7 @@
           <w:color w:val="888888"/>
           <w:sz w:val="18"/>
         </w:rPr>
-        <w:t>来源:IT之家 | 时间:10-17 11:07</w:t>
+        <w:t>来源:IT之家 | 时间:10-17 17:28</w:t>
       </w:r>
     </w:p>
     <w:p>
@@ -1531,13 +1113,13 @@
         </w:rPr>
         <w:t>链接:</w:t>
       </w:r>
-      <w:hyperlink r:id="rId36">
+      <w:hyperlink r:id="rId28">
         <w:r>
           <w:rPr>
             <w:color w:val="0563C1"/>
             <w:u w:val="single"/>
           </w:rPr>
-          <w:t>微软发布 Win11 26H1 28120.3272 预览版：新增光标指示器，修复音频组件致部分游戏 / 应用崩溃问题</w:t>
+          <w:t>买一得二：京东 PLUS + 网易云音乐联合会员年卡 118 元限时发车</w:t>
         </w:r>
       </w:hyperlink>
     </w:p>
@@ -1561,7 +1143,7 @@
           <w:color w:val="888888"/>
           <w:sz w:val="24"/>
         </w:rPr>
-        <w:t>“年薪百万电竞选手集体逃税”？韩国电竞圈大地震！</w:t>
+        <w:t>平台内容拥挤加剧：2026 年登陆 Steam 平台新游戏数量已达 21388 款，超去年全年总数</w:t>
       </w:r>
     </w:p>
     <w:p>
@@ -1571,7 +1153,7 @@
           <w:color w:val="888888"/>
           <w:sz w:val="18"/>
         </w:rPr>
-        <w:t>来源:GameLook | 时间:10-16 11:21</w:t>
+        <w:t>来源:IT之家 | 时间:10-17 16:37</w:t>
       </w:r>
     </w:p>
     <w:p>
@@ -1582,13 +1164,13 @@
         </w:rPr>
         <w:t>链接:</w:t>
       </w:r>
-      <w:hyperlink r:id="rId37">
+      <w:hyperlink r:id="rId29">
         <w:r>
           <w:rPr>
             <w:color w:val="0563C1"/>
             <w:u w:val="single"/>
           </w:rPr>
-          <w:t>“年薪百万电竞选手集体逃税”？韩国电竞圈大地震！</w:t>
+          <w:t>平台内容拥挤加剧：2026 年登陆 Steam 平台新游戏数量已达 21388 款，超去年全年总数</w:t>
         </w:r>
       </w:hyperlink>
     </w:p>
@@ -1612,7 +1194,7 @@
           <w:color w:val="888888"/>
           <w:sz w:val="24"/>
         </w:rPr>
-        <w:t>游戏的“长期主义风”，从游戏厂商吹到了手机厂商？</w:t>
+        <w:t>开发团队为 Sigma Touch 安卓平台 PC 游戏模拟器推出 1.4.2 更新，支持运行初代《孤岛惊魂》</w:t>
       </w:r>
     </w:p>
     <w:p>
@@ -1622,7 +1204,427 @@
           <w:color w:val="888888"/>
           <w:sz w:val="18"/>
         </w:rPr>
-        <w:t>来源:GameLook | 时间:10-16 08:26</w:t>
+        <w:t>来源:IT之家 | 时间:10-17 15:50</w:t>
+      </w:r>
+    </w:p>
+    <w:p>
+      <w:r>
+        <w:rPr>
+          <w:rFonts w:ascii="Times New Roman" w:hAnsi="Times New Roman" w:eastAsia="宋体"/>
+          <w:sz w:val="18"/>
+        </w:rPr>
+        <w:t>链接:</w:t>
+      </w:r>
+      <w:hyperlink r:id="rId30">
+        <w:r>
+          <w:rPr>
+            <w:color w:val="0563C1"/>
+            <w:u w:val="single"/>
+          </w:rPr>
+          <w:t>开发团队为 Sigma Touch 安卓平台 PC 游戏模拟器推出 1.4.2 更新，支持运行初代《孤岛惊魂》</w:t>
+        </w:r>
+      </w:hyperlink>
+    </w:p>
+    <w:p>
+      <w:pPr>
+        <w:pStyle w:val="Heading3"/>
+      </w:pPr>
+      <w:r>
+        <w:rPr>
+          <w:rFonts w:ascii="Times New Roman" w:hAnsi="Times New Roman" w:eastAsia="黑体"/>
+          <w:b w:val="0"/>
+          <w:color w:val="888888"/>
+          <w:sz w:val="24"/>
+        </w:rPr>
+        <w:t>【C级·参考】</w:t>
+      </w:r>
+      <w:r>
+        <w:rPr>
+          <w:rFonts w:ascii="Times New Roman" w:hAnsi="Times New Roman" w:eastAsia="黑体"/>
+          <w:b w:val="0"/>
+          <w:color w:val="888888"/>
+          <w:sz w:val="24"/>
+        </w:rPr>
+        <w:t>索尼 SIE 申请全新“生成式超采样”专利：利用手柄输入预测画面变化，有望于 PS6 游戏机中引入</w:t>
+      </w:r>
+    </w:p>
+    <w:p>
+      <w:r>
+        <w:rPr>
+          <w:rFonts w:ascii="Times New Roman" w:hAnsi="Times New Roman" w:eastAsia="宋体"/>
+          <w:color w:val="888888"/>
+          <w:sz w:val="18"/>
+        </w:rPr>
+        <w:t>来源:IT之家 | 时间:10-17 15:26</w:t>
+      </w:r>
+    </w:p>
+    <w:p>
+      <w:r>
+        <w:rPr>
+          <w:rFonts w:ascii="Times New Roman" w:hAnsi="Times New Roman" w:eastAsia="宋体"/>
+          <w:sz w:val="18"/>
+        </w:rPr>
+        <w:t>链接:</w:t>
+      </w:r>
+      <w:hyperlink r:id="rId31">
+        <w:r>
+          <w:rPr>
+            <w:color w:val="0563C1"/>
+            <w:u w:val="single"/>
+          </w:rPr>
+          <w:t>索尼 SIE 申请全新“生成式超采样”专利：利用手柄输入预测画面变化，有望于 PS6 游戏机中引入</w:t>
+        </w:r>
+      </w:hyperlink>
+    </w:p>
+    <w:p>
+      <w:pPr>
+        <w:pStyle w:val="Heading3"/>
+      </w:pPr>
+      <w:r>
+        <w:rPr>
+          <w:rFonts w:ascii="Times New Roman" w:hAnsi="Times New Roman" w:eastAsia="黑体"/>
+          <w:b w:val="0"/>
+          <w:color w:val="888888"/>
+          <w:sz w:val="24"/>
+        </w:rPr>
+        <w:t>【C级·参考】</w:t>
+      </w:r>
+      <w:r>
+        <w:rPr>
+          <w:rFonts w:ascii="Times New Roman" w:hAnsi="Times New Roman" w:eastAsia="黑体"/>
+          <w:b w:val="0"/>
+          <w:color w:val="888888"/>
+          <w:sz w:val="24"/>
+        </w:rPr>
+        <w:t>开放世界帮派动作游戏《Samson》开发商 Liquid Swords 破产，连续数月拖欠员工工资</w:t>
+      </w:r>
+    </w:p>
+    <w:p>
+      <w:r>
+        <w:rPr>
+          <w:rFonts w:ascii="Times New Roman" w:hAnsi="Times New Roman" w:eastAsia="宋体"/>
+          <w:color w:val="888888"/>
+          <w:sz w:val="18"/>
+        </w:rPr>
+        <w:t>来源:IT之家 | 时间:10-17 15:15</w:t>
+      </w:r>
+    </w:p>
+    <w:p>
+      <w:r>
+        <w:rPr>
+          <w:rFonts w:ascii="Times New Roman" w:hAnsi="Times New Roman" w:eastAsia="宋体"/>
+          <w:sz w:val="18"/>
+        </w:rPr>
+        <w:t>链接:</w:t>
+      </w:r>
+      <w:hyperlink r:id="rId32">
+        <w:r>
+          <w:rPr>
+            <w:color w:val="0563C1"/>
+            <w:u w:val="single"/>
+          </w:rPr>
+          <w:t>开放世界帮派动作游戏《Samson》开发商 Liquid Swords 破产，连续数月拖欠员工工资</w:t>
+        </w:r>
+      </w:hyperlink>
+    </w:p>
+    <w:p>
+      <w:pPr>
+        <w:pStyle w:val="Heading3"/>
+      </w:pPr>
+      <w:r>
+        <w:rPr>
+          <w:rFonts w:ascii="Times New Roman" w:hAnsi="Times New Roman" w:eastAsia="黑体"/>
+          <w:b w:val="0"/>
+          <w:color w:val="888888"/>
+          <w:sz w:val="24"/>
+        </w:rPr>
+        <w:t>【C级·参考】</w:t>
+      </w:r>
+      <w:r>
+        <w:rPr>
+          <w:rFonts w:ascii="Times New Roman" w:hAnsi="Times New Roman" w:eastAsia="黑体"/>
+          <w:b w:val="0"/>
+          <w:color w:val="888888"/>
+          <w:sz w:val="24"/>
+        </w:rPr>
+        <w:t>腾讯 WorkBuddy 已提前适配苹果首款折叠屏手机 iPhone Duo</w:t>
+      </w:r>
+    </w:p>
+    <w:p>
+      <w:r>
+        <w:rPr>
+          <w:rFonts w:ascii="Times New Roman" w:hAnsi="Times New Roman" w:eastAsia="宋体"/>
+          <w:color w:val="888888"/>
+          <w:sz w:val="18"/>
+        </w:rPr>
+        <w:t>来源:IT之家 | 时间:10-17 15:12</w:t>
+      </w:r>
+    </w:p>
+    <w:p>
+      <w:r>
+        <w:rPr>
+          <w:rFonts w:ascii="Times New Roman" w:hAnsi="Times New Roman" w:eastAsia="宋体"/>
+          <w:sz w:val="18"/>
+        </w:rPr>
+        <w:t>链接:</w:t>
+      </w:r>
+      <w:hyperlink r:id="rId33">
+        <w:r>
+          <w:rPr>
+            <w:color w:val="0563C1"/>
+            <w:u w:val="single"/>
+          </w:rPr>
+          <w:t>腾讯 WorkBuddy 已提前适配苹果首款折叠屏手机 iPhone Duo</w:t>
+        </w:r>
+      </w:hyperlink>
+    </w:p>
+    <w:p>
+      <w:pPr>
+        <w:pStyle w:val="Heading3"/>
+      </w:pPr>
+      <w:r>
+        <w:rPr>
+          <w:rFonts w:ascii="Times New Roman" w:hAnsi="Times New Roman" w:eastAsia="黑体"/>
+          <w:b w:val="0"/>
+          <w:color w:val="888888"/>
+          <w:sz w:val="24"/>
+        </w:rPr>
+        <w:t>【C级·参考】</w:t>
+      </w:r>
+      <w:r>
+        <w:rPr>
+          <w:rFonts w:ascii="Times New Roman" w:hAnsi="Times New Roman" w:eastAsia="黑体"/>
+          <w:b w:val="0"/>
+          <w:color w:val="888888"/>
+          <w:sz w:val="24"/>
+        </w:rPr>
+        <w:t>社区移植英伟达 DLSS 5 新版模型文件，较旧版游戏帧率最高暴涨 40%</w:t>
+      </w:r>
+    </w:p>
+    <w:p>
+      <w:r>
+        <w:rPr>
+          <w:rFonts w:ascii="Times New Roman" w:hAnsi="Times New Roman" w:eastAsia="宋体"/>
+          <w:color w:val="888888"/>
+          <w:sz w:val="18"/>
+        </w:rPr>
+        <w:t>来源:IT之家 | 时间:10-17 15:07</w:t>
+      </w:r>
+    </w:p>
+    <w:p>
+      <w:r>
+        <w:rPr>
+          <w:rFonts w:ascii="Times New Roman" w:hAnsi="Times New Roman" w:eastAsia="宋体"/>
+          <w:sz w:val="18"/>
+        </w:rPr>
+        <w:t>链接:</w:t>
+      </w:r>
+      <w:hyperlink r:id="rId34">
+        <w:r>
+          <w:rPr>
+            <w:color w:val="0563C1"/>
+            <w:u w:val="single"/>
+          </w:rPr>
+          <w:t>社区移植英伟达 DLSS 5 新版模型文件，较旧版游戏帧率最高暴涨 40%</w:t>
+        </w:r>
+      </w:hyperlink>
+    </w:p>
+    <w:p>
+      <w:pPr>
+        <w:pStyle w:val="Heading3"/>
+      </w:pPr>
+      <w:r>
+        <w:rPr>
+          <w:rFonts w:ascii="Times New Roman" w:hAnsi="Times New Roman" w:eastAsia="黑体"/>
+          <w:b w:val="0"/>
+          <w:color w:val="888888"/>
+          <w:sz w:val="24"/>
+        </w:rPr>
+        <w:t>【C级·参考】</w:t>
+      </w:r>
+      <w:r>
+        <w:rPr>
+          <w:rFonts w:ascii="Times New Roman" w:hAnsi="Times New Roman" w:eastAsia="黑体"/>
+          <w:b w:val="0"/>
+          <w:color w:val="888888"/>
+          <w:sz w:val="24"/>
+        </w:rPr>
+        <w:t>Analogue 公布 Super Nt+ / Mega Sg+ 复古游戏主机：提供无线连接支持</w:t>
+      </w:r>
+    </w:p>
+    <w:p>
+      <w:r>
+        <w:rPr>
+          <w:rFonts w:ascii="Times New Roman" w:hAnsi="Times New Roman" w:eastAsia="宋体"/>
+          <w:color w:val="888888"/>
+          <w:sz w:val="18"/>
+        </w:rPr>
+        <w:t>来源:IT之家 | 时间:10-17 14:57</w:t>
+      </w:r>
+    </w:p>
+    <w:p>
+      <w:r>
+        <w:rPr>
+          <w:rFonts w:ascii="Times New Roman" w:hAnsi="Times New Roman" w:eastAsia="宋体"/>
+          <w:sz w:val="18"/>
+        </w:rPr>
+        <w:t>链接:</w:t>
+      </w:r>
+      <w:hyperlink r:id="rId35">
+        <w:r>
+          <w:rPr>
+            <w:color w:val="0563C1"/>
+            <w:u w:val="single"/>
+          </w:rPr>
+          <w:t>Analogue 公布 Super Nt+ / Mega Sg+ 复古游戏主机：提供无线连接支持</w:t>
+        </w:r>
+      </w:hyperlink>
+    </w:p>
+    <w:p>
+      <w:pPr>
+        <w:pStyle w:val="Heading3"/>
+      </w:pPr>
+      <w:r>
+        <w:rPr>
+          <w:rFonts w:ascii="Times New Roman" w:hAnsi="Times New Roman" w:eastAsia="黑体"/>
+          <w:b w:val="0"/>
+          <w:color w:val="888888"/>
+          <w:sz w:val="24"/>
+        </w:rPr>
+        <w:t>【C级·参考】</w:t>
+      </w:r>
+      <w:r>
+        <w:rPr>
+          <w:rFonts w:ascii="Times New Roman" w:hAnsi="Times New Roman" w:eastAsia="黑体"/>
+          <w:b w:val="0"/>
+          <w:color w:val="888888"/>
+          <w:sz w:val="24"/>
+        </w:rPr>
+        <w:t>Sweet Baby“多元化文化咨询”DEI 顾问公司悄悄更新官网，删除游戏案例及服务内容</w:t>
+      </w:r>
+    </w:p>
+    <w:p>
+      <w:r>
+        <w:rPr>
+          <w:rFonts w:ascii="Times New Roman" w:hAnsi="Times New Roman" w:eastAsia="宋体"/>
+          <w:color w:val="888888"/>
+          <w:sz w:val="18"/>
+        </w:rPr>
+        <w:t>来源:IT之家 | 时间:10-17 14:47</w:t>
+      </w:r>
+    </w:p>
+    <w:p>
+      <w:r>
+        <w:rPr>
+          <w:rFonts w:ascii="Times New Roman" w:hAnsi="Times New Roman" w:eastAsia="宋体"/>
+          <w:sz w:val="18"/>
+        </w:rPr>
+        <w:t>链接:</w:t>
+      </w:r>
+      <w:hyperlink r:id="rId36">
+        <w:r>
+          <w:rPr>
+            <w:color w:val="0563C1"/>
+            <w:u w:val="single"/>
+          </w:rPr>
+          <w:t>Sweet Baby“多元化文化咨询”DEI 顾问公司悄悄更新官网，删除游戏案例及服务内容</w:t>
+        </w:r>
+      </w:hyperlink>
+    </w:p>
+    <w:p>
+      <w:pPr>
+        <w:pStyle w:val="Heading3"/>
+      </w:pPr>
+      <w:r>
+        <w:rPr>
+          <w:rFonts w:ascii="Times New Roman" w:hAnsi="Times New Roman" w:eastAsia="黑体"/>
+          <w:b w:val="0"/>
+          <w:color w:val="888888"/>
+          <w:sz w:val="24"/>
+        </w:rPr>
+        <w:t>【C级·参考】</w:t>
+      </w:r>
+      <w:r>
+        <w:rPr>
+          <w:rFonts w:ascii="Times New Roman" w:hAnsi="Times New Roman" w:eastAsia="黑体"/>
+          <w:b w:val="0"/>
+          <w:color w:val="888888"/>
+          <w:sz w:val="24"/>
+        </w:rPr>
+        <w:t>PlayStation 之父久多良木健谈索尼停产实体游戏光盘：玩家不满可以理解</w:t>
+      </w:r>
+    </w:p>
+    <w:p>
+      <w:r>
+        <w:rPr>
+          <w:rFonts w:ascii="Times New Roman" w:hAnsi="Times New Roman" w:eastAsia="宋体"/>
+          <w:color w:val="888888"/>
+          <w:sz w:val="18"/>
+        </w:rPr>
+        <w:t>来源:IT之家 | 时间:10-17 14:38</w:t>
+      </w:r>
+    </w:p>
+    <w:p>
+      <w:r>
+        <w:rPr>
+          <w:rFonts w:ascii="Times New Roman" w:hAnsi="Times New Roman" w:eastAsia="宋体"/>
+          <w:sz w:val="18"/>
+        </w:rPr>
+        <w:t>链接:</w:t>
+      </w:r>
+      <w:hyperlink r:id="rId37">
+        <w:r>
+          <w:rPr>
+            <w:color w:val="0563C1"/>
+            <w:u w:val="single"/>
+          </w:rPr>
+          <w:t>PlayStation 之父久多良木健谈索尼停产实体游戏光盘：玩家不满可以理解</w:t>
+        </w:r>
+      </w:hyperlink>
+    </w:p>
+    <w:p>
+      <w:pPr>
+        <w:pStyle w:val="Heading2"/>
+      </w:pPr>
+      <w:r>
+        <w:rPr>
+          <w:rFonts w:ascii="Times New Roman" w:hAnsi="Times New Roman" w:eastAsia="黑体"/>
+          <w:sz w:val="28"/>
+        </w:rPr>
+        <w:t>消费/以旧换新/新餐饮</w:t>
+      </w:r>
+    </w:p>
+    <w:p>
+      <w:pPr>
+        <w:pStyle w:val="Heading3"/>
+      </w:pPr>
+      <w:r>
+        <w:rPr>
+          <w:rFonts w:ascii="Times New Roman" w:hAnsi="Times New Roman" w:eastAsia="黑体"/>
+          <w:b w:val="0"/>
+          <w:color w:val="888888"/>
+          <w:sz w:val="24"/>
+        </w:rPr>
+        <w:t>【C级·参考】</w:t>
+      </w:r>
+      <w:r>
+        <w:rPr>
+          <w:rFonts w:ascii="Times New Roman" w:hAnsi="Times New Roman" w:eastAsia="黑体"/>
+          <w:b w:val="0"/>
+          <w:color w:val="888888"/>
+          <w:sz w:val="24"/>
+        </w:rPr>
+        <w:t>2026 年度天猫双十一活动将于 10 月 20 日开启，88VIP 用户可自选消费券面额</w:t>
+      </w:r>
+    </w:p>
+    <w:p>
+      <w:r>
+        <w:rPr>
+          <w:rFonts w:ascii="Times New Roman" w:hAnsi="Times New Roman" w:eastAsia="宋体"/>
+          <w:color w:val="888888"/>
+          <w:sz w:val="18"/>
+        </w:rPr>
+        <w:t>来源:IT之家 | 时间:10-17 17:10</w:t>
       </w:r>
     </w:p>
     <w:p>
@@ -1639,26 +1641,9 @@
             <w:color w:val="0563C1"/>
             <w:u w:val="single"/>
           </w:rPr>
-          <w:t>游戏的“长期主义风”，从游戏厂商吹到了手机厂商？</w:t>
+          <w:t>2026 年度天猫双十一活动将于 10 月 20 日开启，88VIP 用户可自选消费券面额</w:t>
         </w:r>
       </w:hyperlink>
-    </w:p>
-    <w:p>
-      <w:pPr>
-        <w:pStyle w:val="Heading2"/>
-      </w:pPr>
-      <w:r>
-        <w:rPr>
-          <w:rFonts w:ascii="Times New Roman" w:hAnsi="Times New Roman" w:eastAsia="黑体"/>
-          <w:sz w:val="28"/>
-        </w:rPr>
-        <w:t>消费/以旧换新/新餐饮</w:t>
-      </w:r>
-    </w:p>
-    <w:p>
-      <w:r>
-        <w:t>本线口暂无重要更新</w:t>
-      </w:r>
     </w:p>
     <w:p>
       <w:pPr>
@@ -1686,7 +1671,7 @@
           <w:rFonts w:ascii="Times New Roman" w:hAnsi="Times New Roman" w:eastAsia="宋体"/>
           <w:sz w:val="18"/>
         </w:rPr>
-        <w:t>IT之家(60)、GameLook(7)、HackerNews(4)、Bing新闻(8)</w:t>
+        <w:t>IT之家(60)、GameLook(7)、HackerNews(5)、Bing新闻(7)</w:t>
       </w:r>
     </w:p>
     <w:p>

--- a/briefings/线口监测午报-2026-10-17.docx
+++ b/briefings/线口监测午报-2026-10-17.docx
@@ -22,7 +22,7 @@
           <w:color w:val="888888"/>
           <w:sz w:val="18"/>
         </w:rPr>
-        <w:t>监测窗口:近48小时 | 生成时间:2026-10-17 19:32</w:t>
+        <w:t>监测窗口:近48小时 | 生成时间:2026-10-17 20:08</w:t>
       </w:r>
     </w:p>
     <w:p>
@@ -70,6 +70,108 @@
           <w:color w:val="888888"/>
           <w:sz w:val="24"/>
         </w:rPr>
+        <w:t>华硕推出旗下首款英特尔 Arc Pro B70 显卡：32GB ECC 显存，AI 算力达 367 TOPS</w:t>
+      </w:r>
+    </w:p>
+    <w:p>
+      <w:r>
+        <w:rPr>
+          <w:rFonts w:ascii="Times New Roman" w:hAnsi="Times New Roman" w:eastAsia="宋体"/>
+          <w:color w:val="888888"/>
+          <w:sz w:val="18"/>
+        </w:rPr>
+        <w:t>来源:IT之家 | 时间:10-17 19:56</w:t>
+      </w:r>
+    </w:p>
+    <w:p>
+      <w:r>
+        <w:rPr>
+          <w:rFonts w:ascii="Times New Roman" w:hAnsi="Times New Roman" w:eastAsia="宋体"/>
+          <w:sz w:val="18"/>
+        </w:rPr>
+        <w:t>链接:</w:t>
+      </w:r>
+      <w:hyperlink r:id="rId9">
+        <w:r>
+          <w:rPr>
+            <w:color w:val="0563C1"/>
+            <w:u w:val="single"/>
+          </w:rPr>
+          <w:t>华硕推出旗下首款英特尔 Arc Pro B70 显卡：32GB ECC 显存，AI 算力达 367 TOPS</w:t>
+        </w:r>
+      </w:hyperlink>
+    </w:p>
+    <w:p>
+      <w:pPr>
+        <w:pStyle w:val="Heading3"/>
+      </w:pPr>
+      <w:r>
+        <w:rPr>
+          <w:rFonts w:ascii="Times New Roman" w:hAnsi="Times New Roman" w:eastAsia="黑体"/>
+          <w:b w:val="0"/>
+          <w:color w:val="888888"/>
+          <w:sz w:val="24"/>
+        </w:rPr>
+        <w:t>【C级·参考】</w:t>
+      </w:r>
+      <w:r>
+        <w:rPr>
+          <w:rFonts w:ascii="Times New Roman" w:hAnsi="Times New Roman" w:eastAsia="黑体"/>
+          <w:b w:val="0"/>
+          <w:color w:val="888888"/>
+          <w:sz w:val="24"/>
+        </w:rPr>
+        <w:t>边建设边运营：“鹏城云脑 Ⅲ”10000P 国产算力上线试运行</w:t>
+      </w:r>
+    </w:p>
+    <w:p>
+      <w:r>
+        <w:rPr>
+          <w:rFonts w:ascii="Times New Roman" w:hAnsi="Times New Roman" w:eastAsia="宋体"/>
+          <w:color w:val="888888"/>
+          <w:sz w:val="18"/>
+        </w:rPr>
+        <w:t>来源:IT之家 | 时间:10-17 19:48</w:t>
+      </w:r>
+    </w:p>
+    <w:p>
+      <w:r>
+        <w:rPr>
+          <w:rFonts w:ascii="Times New Roman" w:hAnsi="Times New Roman" w:eastAsia="宋体"/>
+          <w:sz w:val="18"/>
+        </w:rPr>
+        <w:t>链接:</w:t>
+      </w:r>
+      <w:hyperlink r:id="rId10">
+        <w:r>
+          <w:rPr>
+            <w:color w:val="0563C1"/>
+            <w:u w:val="single"/>
+          </w:rPr>
+          <w:t>边建设边运营：“鹏城云脑 Ⅲ”10000P 国产算力上线试运行</w:t>
+        </w:r>
+      </w:hyperlink>
+    </w:p>
+    <w:p>
+      <w:pPr>
+        <w:pStyle w:val="Heading3"/>
+      </w:pPr>
+      <w:r>
+        <w:rPr>
+          <w:rFonts w:ascii="Times New Roman" w:hAnsi="Times New Roman" w:eastAsia="黑体"/>
+          <w:b w:val="0"/>
+          <w:color w:val="888888"/>
+          <w:sz w:val="24"/>
+        </w:rPr>
+        <w:t>【C级·参考】</w:t>
+      </w:r>
+      <w:r>
+        <w:rPr>
+          <w:rFonts w:ascii="Times New Roman" w:hAnsi="Times New Roman" w:eastAsia="黑体"/>
+          <w:b w:val="0"/>
+          <w:color w:val="888888"/>
+          <w:sz w:val="24"/>
+        </w:rPr>
         <w:t>科大讯飞 AI 词典笔 X9 上架：内置 85 本词典、支持小初高 9 科知识查询，744 元</w:t>
       </w:r>
     </w:p>
@@ -91,7 +193,7 @@
         </w:rPr>
         <w:t>链接:</w:t>
       </w:r>
-      <w:hyperlink r:id="rId9">
+      <w:hyperlink r:id="rId11">
         <w:r>
           <w:rPr>
             <w:color w:val="0563C1"/>
@@ -142,7 +244,7 @@
         </w:rPr>
         <w:t>链接:</w:t>
       </w:r>
-      <w:hyperlink r:id="rId10">
+      <w:hyperlink r:id="rId12">
         <w:r>
           <w:rPr>
             <w:color w:val="0563C1"/>
@@ -193,7 +295,7 @@
         </w:rPr>
         <w:t>链接:</w:t>
       </w:r>
-      <w:hyperlink r:id="rId11">
+      <w:hyperlink r:id="rId13">
         <w:r>
           <w:rPr>
             <w:color w:val="0563C1"/>
@@ -244,7 +346,7 @@
         </w:rPr>
         <w:t>链接:</w:t>
       </w:r>
-      <w:hyperlink r:id="rId12">
+      <w:hyperlink r:id="rId14">
         <w:r>
           <w:rPr>
             <w:color w:val="0563C1"/>
@@ -295,7 +397,7 @@
         </w:rPr>
         <w:t>链接:</w:t>
       </w:r>
-      <w:hyperlink r:id="rId13">
+      <w:hyperlink r:id="rId15">
         <w:r>
           <w:rPr>
             <w:color w:val="0563C1"/>
@@ -346,7 +448,7 @@
         </w:rPr>
         <w:t>链接:</w:t>
       </w:r>
-      <w:hyperlink r:id="rId14">
+      <w:hyperlink r:id="rId16">
         <w:r>
           <w:rPr>
             <w:color w:val="0563C1"/>
@@ -397,7 +499,7 @@
         </w:rPr>
         <w:t>链接:</w:t>
       </w:r>
-      <w:hyperlink r:id="rId15">
+      <w:hyperlink r:id="rId17">
         <w:r>
           <w:rPr>
             <w:color w:val="0563C1"/>
@@ -448,7 +550,7 @@
         </w:rPr>
         <w:t>链接:</w:t>
       </w:r>
-      <w:hyperlink r:id="rId16">
+      <w:hyperlink r:id="rId18">
         <w:r>
           <w:rPr>
             <w:color w:val="0563C1"/>
@@ -499,7 +601,7 @@
         </w:rPr>
         <w:t>链接:</w:t>
       </w:r>
-      <w:hyperlink r:id="rId17">
+      <w:hyperlink r:id="rId19">
         <w:r>
           <w:rPr>
             <w:color w:val="0563C1"/>
@@ -550,7 +652,7 @@
         </w:rPr>
         <w:t>链接:</w:t>
       </w:r>
-      <w:hyperlink r:id="rId18">
+      <w:hyperlink r:id="rId20">
         <w:r>
           <w:rPr>
             <w:color w:val="0563C1"/>
@@ -601,7 +703,7 @@
         </w:rPr>
         <w:t>链接:</w:t>
       </w:r>
-      <w:hyperlink r:id="rId19">
+      <w:hyperlink r:id="rId21">
         <w:r>
           <w:rPr>
             <w:color w:val="0563C1"/>
@@ -652,7 +754,7 @@
         </w:rPr>
         <w:t>链接:</w:t>
       </w:r>
-      <w:hyperlink r:id="rId20">
+      <w:hyperlink r:id="rId22">
         <w:r>
           <w:rPr>
             <w:color w:val="0563C1"/>
@@ -703,7 +805,7 @@
         </w:rPr>
         <w:t>链接:</w:t>
       </w:r>
-      <w:hyperlink r:id="rId21">
+      <w:hyperlink r:id="rId23">
         <w:r>
           <w:rPr>
             <w:color w:val="0563C1"/>
@@ -754,115 +856,13 @@
         </w:rPr>
         <w:t>链接:</w:t>
       </w:r>
-      <w:hyperlink r:id="rId22">
+      <w:hyperlink r:id="rId24">
         <w:r>
           <w:rPr>
             <w:color w:val="0563C1"/>
             <w:u w:val="single"/>
           </w:rPr>
           <w:t>全球首家AI眼镜无人自助体验店登陆香港</w:t>
-        </w:r>
-      </w:hyperlink>
-    </w:p>
-    <w:p>
-      <w:pPr>
-        <w:pStyle w:val="Heading3"/>
-      </w:pPr>
-      <w:r>
-        <w:rPr>
-          <w:rFonts w:ascii="Times New Roman" w:hAnsi="Times New Roman" w:eastAsia="黑体"/>
-          <w:b w:val="0"/>
-          <w:color w:val="888888"/>
-          <w:sz w:val="24"/>
-        </w:rPr>
-        <w:t>【C级·参考】</w:t>
-      </w:r>
-      <w:r>
-        <w:rPr>
-          <w:rFonts w:ascii="Times New Roman" w:hAnsi="Times New Roman" w:eastAsia="黑体"/>
-          <w:b w:val="0"/>
-          <w:color w:val="888888"/>
-          <w:sz w:val="24"/>
-        </w:rPr>
-        <w:t>乐奇、腾讯上线首个AI眼镜原生打车：无需动手 一句话就能打车</w:t>
-      </w:r>
-    </w:p>
-    <w:p>
-      <w:r>
-        <w:rPr>
-          <w:rFonts w:ascii="Times New Roman" w:hAnsi="Times New Roman" w:eastAsia="宋体"/>
-          <w:color w:val="888888"/>
-          <w:sz w:val="18"/>
-        </w:rPr>
-        <w:t>来源:Bing新闻 | 时间:10-16 16:45</w:t>
-      </w:r>
-    </w:p>
-    <w:p>
-      <w:r>
-        <w:rPr>
-          <w:rFonts w:ascii="Times New Roman" w:hAnsi="Times New Roman" w:eastAsia="宋体"/>
-          <w:sz w:val="18"/>
-        </w:rPr>
-        <w:t>链接:</w:t>
-      </w:r>
-      <w:hyperlink r:id="rId23">
-        <w:r>
-          <w:rPr>
-            <w:color w:val="0563C1"/>
-            <w:u w:val="single"/>
-          </w:rPr>
-          <w:t>乐奇、腾讯上线首个AI眼镜原生打车：无需动手 一句话就能打车</w:t>
-        </w:r>
-      </w:hyperlink>
-    </w:p>
-    <w:p>
-      <w:pPr>
-        <w:pStyle w:val="Heading3"/>
-      </w:pPr>
-      <w:r>
-        <w:rPr>
-          <w:rFonts w:ascii="Times New Roman" w:hAnsi="Times New Roman" w:eastAsia="黑体"/>
-          <w:b w:val="0"/>
-          <w:color w:val="888888"/>
-          <w:sz w:val="24"/>
-        </w:rPr>
-        <w:t>【C级·参考】</w:t>
-      </w:r>
-      <w:r>
-        <w:rPr>
-          <w:rFonts w:ascii="Times New Roman" w:hAnsi="Times New Roman" w:eastAsia="黑体"/>
-          <w:b w:val="0"/>
-          <w:color w:val="888888"/>
-          <w:sz w:val="24"/>
-        </w:rPr>
-        <w:t>从智能眼镜到个人AI智能体，可穿戴设备正在重塑个人计算</w:t>
-      </w:r>
-    </w:p>
-    <w:p>
-      <w:r>
-        <w:rPr>
-          <w:rFonts w:ascii="Times New Roman" w:hAnsi="Times New Roman" w:eastAsia="宋体"/>
-          <w:color w:val="888888"/>
-          <w:sz w:val="18"/>
-        </w:rPr>
-        <w:t>来源:Bing新闻 | 时间:10-16 16:23</w:t>
-      </w:r>
-    </w:p>
-    <w:p>
-      <w:r>
-        <w:rPr>
-          <w:rFonts w:ascii="Times New Roman" w:hAnsi="Times New Roman" w:eastAsia="宋体"/>
-          <w:sz w:val="18"/>
-        </w:rPr>
-        <w:t>链接:</w:t>
-      </w:r>
-      <w:hyperlink r:id="rId24">
-        <w:r>
-          <w:rPr>
-            <w:color w:val="0563C1"/>
-            <w:u w:val="single"/>
-          </w:rPr>
-          <w:t>从智能眼镜到个人AI智能体，可穿戴设备正在重塑个人计算</w:t>
         </w:r>
       </w:hyperlink>
     </w:p>
@@ -1092,6 +1092,57 @@
           <w:color w:val="888888"/>
           <w:sz w:val="24"/>
         </w:rPr>
+        <w:t>系列最大官方地图：《DayZ》游戏地图“Badlands”扩展包发售，Steam 国区 107.10 元</w:t>
+      </w:r>
+    </w:p>
+    <w:p>
+      <w:r>
+        <w:rPr>
+          <w:rFonts w:ascii="Times New Roman" w:hAnsi="Times New Roman" w:eastAsia="宋体"/>
+          <w:color w:val="888888"/>
+          <w:sz w:val="18"/>
+        </w:rPr>
+        <w:t>来源:IT之家 | 时间:10-17 19:37</w:t>
+      </w:r>
+    </w:p>
+    <w:p>
+      <w:r>
+        <w:rPr>
+          <w:rFonts w:ascii="Times New Roman" w:hAnsi="Times New Roman" w:eastAsia="宋体"/>
+          <w:sz w:val="18"/>
+        </w:rPr>
+        <w:t>链接:</w:t>
+      </w:r>
+      <w:hyperlink r:id="rId28">
+        <w:r>
+          <w:rPr>
+            <w:color w:val="0563C1"/>
+            <w:u w:val="single"/>
+          </w:rPr>
+          <w:t>系列最大官方地图：《DayZ》游戏地图“Badlands”扩展包发售，Steam 国区 107.10 元</w:t>
+        </w:r>
+      </w:hyperlink>
+    </w:p>
+    <w:p>
+      <w:pPr>
+        <w:pStyle w:val="Heading3"/>
+      </w:pPr>
+      <w:r>
+        <w:rPr>
+          <w:rFonts w:ascii="Times New Roman" w:hAnsi="Times New Roman" w:eastAsia="黑体"/>
+          <w:b w:val="0"/>
+          <w:color w:val="888888"/>
+          <w:sz w:val="24"/>
+        </w:rPr>
+        <w:t>【C级·参考】</w:t>
+      </w:r>
+      <w:r>
+        <w:rPr>
+          <w:rFonts w:ascii="Times New Roman" w:hAnsi="Times New Roman" w:eastAsia="黑体"/>
+          <w:b w:val="0"/>
+          <w:color w:val="888888"/>
+          <w:sz w:val="24"/>
+        </w:rPr>
         <w:t>买一得二：京东 PLUS + 网易云音乐联合会员年卡 118 元限时发车</w:t>
       </w:r>
     </w:p>
@@ -1113,7 +1164,7 @@
         </w:rPr>
         <w:t>链接:</w:t>
       </w:r>
-      <w:hyperlink r:id="rId28">
+      <w:hyperlink r:id="rId29">
         <w:r>
           <w:rPr>
             <w:color w:val="0563C1"/>
@@ -1164,7 +1215,7 @@
         </w:rPr>
         <w:t>链接:</w:t>
       </w:r>
-      <w:hyperlink r:id="rId29">
+      <w:hyperlink r:id="rId30">
         <w:r>
           <w:rPr>
             <w:color w:val="0563C1"/>
@@ -1215,7 +1266,7 @@
         </w:rPr>
         <w:t>链接:</w:t>
       </w:r>
-      <w:hyperlink r:id="rId30">
+      <w:hyperlink r:id="rId31">
         <w:r>
           <w:rPr>
             <w:color w:val="0563C1"/>
@@ -1266,7 +1317,7 @@
         </w:rPr>
         <w:t>链接:</w:t>
       </w:r>
-      <w:hyperlink r:id="rId31">
+      <w:hyperlink r:id="rId32">
         <w:r>
           <w:rPr>
             <w:color w:val="0563C1"/>
@@ -1317,7 +1368,7 @@
         </w:rPr>
         <w:t>链接:</w:t>
       </w:r>
-      <w:hyperlink r:id="rId32">
+      <w:hyperlink r:id="rId33">
         <w:r>
           <w:rPr>
             <w:color w:val="0563C1"/>
@@ -1368,7 +1419,7 @@
         </w:rPr>
         <w:t>链接:</w:t>
       </w:r>
-      <w:hyperlink r:id="rId33">
+      <w:hyperlink r:id="rId34">
         <w:r>
           <w:rPr>
             <w:color w:val="0563C1"/>
@@ -1419,7 +1470,7 @@
         </w:rPr>
         <w:t>链接:</w:t>
       </w:r>
-      <w:hyperlink r:id="rId34">
+      <w:hyperlink r:id="rId35">
         <w:r>
           <w:rPr>
             <w:color w:val="0563C1"/>
@@ -1470,7 +1521,7 @@
         </w:rPr>
         <w:t>链接:</w:t>
       </w:r>
-      <w:hyperlink r:id="rId35">
+      <w:hyperlink r:id="rId36">
         <w:r>
           <w:rPr>
             <w:color w:val="0563C1"/>
@@ -1479,6 +1530,18 @@
           <w:t>Analogue 公布 Super Nt+ / Mega Sg+ 复古游戏主机：提供无线连接支持</w:t>
         </w:r>
       </w:hyperlink>
+    </w:p>
+    <w:p>
+      <w:pPr>
+        <w:pStyle w:val="Heading2"/>
+      </w:pPr>
+      <w:r>
+        <w:rPr>
+          <w:rFonts w:ascii="Times New Roman" w:hAnsi="Times New Roman" w:eastAsia="黑体"/>
+          <w:sz w:val="28"/>
+        </w:rPr>
+        <w:t>消费/以旧换新/新餐饮</w:t>
+      </w:r>
     </w:p>
     <w:p>
       <w:pPr>
@@ -1500,7 +1563,7 @@
           <w:color w:val="888888"/>
           <w:sz w:val="24"/>
         </w:rPr>
-        <w:t>Sweet Baby“多元化文化咨询”DEI 顾问公司悄悄更新官网，删除游戏案例及服务内容</w:t>
+        <w:t>泰坦军团推出“G27W9S ULTRA”27 英寸显示器：2K 320Hz QD-OLED，3221 元（国补后 2898 元）</w:t>
       </w:r>
     </w:p>
     <w:p>
@@ -1510,58 +1573,7 @@
           <w:color w:val="888888"/>
           <w:sz w:val="18"/>
         </w:rPr>
-        <w:t>来源:IT之家 | 时间:10-17 14:47</w:t>
-      </w:r>
-    </w:p>
-    <w:p>
-      <w:r>
-        <w:rPr>
-          <w:rFonts w:ascii="Times New Roman" w:hAnsi="Times New Roman" w:eastAsia="宋体"/>
-          <w:sz w:val="18"/>
-        </w:rPr>
-        <w:t>链接:</w:t>
-      </w:r>
-      <w:hyperlink r:id="rId36">
-        <w:r>
-          <w:rPr>
-            <w:color w:val="0563C1"/>
-            <w:u w:val="single"/>
-          </w:rPr>
-          <w:t>Sweet Baby“多元化文化咨询”DEI 顾问公司悄悄更新官网，删除游戏案例及服务内容</w:t>
-        </w:r>
-      </w:hyperlink>
-    </w:p>
-    <w:p>
-      <w:pPr>
-        <w:pStyle w:val="Heading3"/>
-      </w:pPr>
-      <w:r>
-        <w:rPr>
-          <w:rFonts w:ascii="Times New Roman" w:hAnsi="Times New Roman" w:eastAsia="黑体"/>
-          <w:b w:val="0"/>
-          <w:color w:val="888888"/>
-          <w:sz w:val="24"/>
-        </w:rPr>
-        <w:t>【C级·参考】</w:t>
-      </w:r>
-      <w:r>
-        <w:rPr>
-          <w:rFonts w:ascii="Times New Roman" w:hAnsi="Times New Roman" w:eastAsia="黑体"/>
-          <w:b w:val="0"/>
-          <w:color w:val="888888"/>
-          <w:sz w:val="24"/>
-        </w:rPr>
-        <w:t>PlayStation 之父久多良木健谈索尼停产实体游戏光盘：玩家不满可以理解</w:t>
-      </w:r>
-    </w:p>
-    <w:p>
-      <w:r>
-        <w:rPr>
-          <w:rFonts w:ascii="Times New Roman" w:hAnsi="Times New Roman" w:eastAsia="宋体"/>
-          <w:color w:val="888888"/>
-          <w:sz w:val="18"/>
-        </w:rPr>
-        <w:t>来源:IT之家 | 时间:10-17 14:38</w:t>
+        <w:t>来源:IT之家 | 时间:10-17 19:55</w:t>
       </w:r>
     </w:p>
     <w:p>
@@ -1578,21 +1590,9 @@
             <w:color w:val="0563C1"/>
             <w:u w:val="single"/>
           </w:rPr>
-          <w:t>PlayStation 之父久多良木健谈索尼停产实体游戏光盘：玩家不满可以理解</w:t>
+          <w:t>泰坦军团推出“G27W9S ULTRA”27 英寸显示器：2K 320Hz QD-OLED，3221 元（国补后 2898 元）</w:t>
         </w:r>
       </w:hyperlink>
-    </w:p>
-    <w:p>
-      <w:pPr>
-        <w:pStyle w:val="Heading2"/>
-      </w:pPr>
-      <w:r>
-        <w:rPr>
-          <w:rFonts w:ascii="Times New Roman" w:hAnsi="Times New Roman" w:eastAsia="黑体"/>
-          <w:sz w:val="28"/>
-        </w:rPr>
-        <w:t>消费/以旧换新/新餐饮</w:t>
-      </w:r>
     </w:p>
     <w:p>
       <w:pPr>
@@ -1671,7 +1671,7 @@
           <w:rFonts w:ascii="Times New Roman" w:hAnsi="Times New Roman" w:eastAsia="宋体"/>
           <w:sz w:val="18"/>
         </w:rPr>
-        <w:t>IT之家(60)、GameLook(7)、HackerNews(5)、Bing新闻(7)</w:t>
+        <w:t>IT之家(60)、GameLook(7)、HackerNews(5)、Bing新闻(9)</w:t>
       </w:r>
     </w:p>
     <w:p>
